--- a/eng/docx/19.content.docx
+++ b/eng/docx/19.content.docx
@@ -7,6 +7,15 @@
       <w:r/>
     </w:p>
     <w:p>
+      <w:pPr>
+        <w:pStyle w:val="Heading2"/>
+      </w:pPr>
+      <w:r>
+        <w:t>Resource: Study Notes (Tyndale)</w:t>
+      </w:r>
+      <w:r/>
+    </w:p>
+    <w:p>
       <w:r/>
       <w:r>
         <w:rPr>
@@ -46,7 +55,7 @@
         <w:pStyle w:val="Heading1"/>
       </w:pPr>
       <w:r>
-        <w:t>Aquifer Open Study Notes</w:t>
+        <w:t>Study Notes (Tyndale)</w:t>
       </w:r>
     </w:p>
     <w:p>
@@ -75,6 +84,51 @@
         <w:pStyle w:val="Heading2"/>
       </w:pPr>
       <w:r>
+        <w:t>PSA</w:t>
+      </w:r>
+      <w:r/>
+    </w:p>
+    <w:p>
+      <w:r/>
+      <w:r>
+        <w:rPr>
+          <w:i/>
+        </w:rPr>
+        <w:t>Psalms 1:1, Psalms 1:1–2, Psalms 1:1–6, Psalms 1:1–2.12, Psalms 1:1–8.9, Psalms 1:2, Psalms 1:3, Psalms 1:3–5, Psalms 1:4, Psalms 1:5, Psalms 1:6, Psalms 2:1, Psalms 2:1–3, Psalms 2:1–12, Psalms 2:2, Psalms 2:3, Psalms 2:4, Psalms 2:4–6, Psalms 2:6, Psalms 2:7, Psalms 2:7–9, Psalms 2:8, Psalms 2:9, Psalms 2:10, Psalms 2:11–12, Psalms 3:1, Psalms 3:1–2, Psalms 3:1–8, Psalms 3:1–7.17, Psalms 3:3, Psalms 3:3–4, Psalms 3:5, Psalms 3:6, Psalms 3:7–8, Psalms 4:1, Psalms 4:1–8, Psalms 4:2, Psalms 4:4, Psalms 4:5, Psalms 4:6, Psalms 4:8, Psalms 5:1–2, Psalms 5:1–12, Psalms 5:3, Psalms 5:5, Psalms 5:7, Psalms 5:8, Psalms 5:9–10, Psalms 5:10, Psalms 5:11, Psalms 5:12, Psalms 6:1, Psalms 6:1–3, Psalms 6:1–10, Psalms 6:2–3, Psalms 6:4–5, Psalms 6:5, Psalms 6:6–7, Psalms 6:8–10, Psalms 7:1, Psalms 7:1–17, Psalms 7:title, Psalms 7:2, Psalms 7:3, Psalms 7:3–5, Psalms 7:5, Psalms 7:6, Psalms 7:6–9, Psalms 7:8, Psalms 7:9, Psalms 7:10–13, Psalms 7:11, Psalms 7:12–13, Psalms 7:14, Psalms 7:17, Psalms 8:1, Psalms 8:1–9, Psalms 8:2, Psalms 8:3, Psalms 8:3–5, Psalms 8:4, Psalms 8:5, Psalms 8:6, Psalms 8:7–8, Psalms 9:1, Psalms 9:title, Psalms 9:1–10.18, Psalms 9:2, Psalms 9:3, Psalms 9:3–6, Psalms 9:4, Psalms 9:5, Psalms 9:7–10, Psalms 9:9, Psalms 9:10, Psalms 9:11, Psalms 9:11–12, Psalms 9:12, Psalms 9:13–14, Psalms 9:18, Psalms 9:19–20, Psalms 10:1, Psalms 10:1–18, Psalms 10:2, Psalms 10:2–11, Psalms 10:3, Psalms 10:4, Psalms 10:6–7, Psalms 10:8, Psalms 10:12–15, Psalms 10:14, Psalms 10:15, Psalms 10:16, Psalms 10:17–18, Psalms 10:18, Psalms 11:1, Psalms 11:1–7, Psalms 11:2, Psalms 11:2–3, Psalms 11:3, Psalms 11:4, Psalms 11:5, Psalms 11:6, Psalms 11:7, Psalms 12:1–4, Psalms 12:1–8, Psalms 12:4, Psalms 12:6, Psalms 12:7–8, Psalms 13:1–2, Psalms 13:1–6, Psalms 13:2, Psalms 13:3, Psalms 13:3–4, Psalms 13:5–6, Psalms 14:1, Psalms 14:1–3, Psalms 14:1–7, Psalms 14:2–3, Psalms 14:4, Psalms 14:5, Psalms 14:7, Psalms 15:1, Psalms 15:1–5, Psalms 15:1–19.14, Psalms 15:2, Psalms 15:5, Psalms 16:1, Psalms 16:1–11, Psalms 16:2, Psalms 16:4, Psalms 16:5, Psalms 16:6, Psalms 16:7–8, Psalms 16:9–11, Psalms 16:10, Psalms 16:11, Psalms 17:1, Psalms 17:1–15, Psalms 17:3, Psalms 17:3–5, Psalms 17:6–9, Psalms 17:8, Psalms 17:13–14, Psalms 17:15, Psalms 18:1, Psalms 18:1–50, Psalms 18:2, Psalms 18:3, Psalms 18:6, Psalms 18:7, Psalms 18:7–15, Psalms 18:8, Psalms 18:9–11, Psalms 18:10, Psalms 18:19, Psalms 18:20–24, Psalms 18:21, Psalms 18:25–29, Psalms 18:26, Psalms 18:27, Psalms 18:28, Psalms 18:29, Psalms 18:30, Psalms 18:30–36, Psalms 18:32–34, Psalms 18:36, Psalms 18:37–42, Psalms 18:40, Psalms 18:43–45, Psalms 18:46–50, Psalms 18:47, Psalms 18:49, Psalms 18:50, Psalms 19:1, Psalms 19:1–4, Psalms 19:1–14, Psalms 19:3–4, Psalms 19:7–11, Psalms 19:12–14, Psalms 19:13, Psalms 19:14, Psalms 20:1, Psalms 20:1–5, Psalms 20:1–9, Psalms 20:1–24.10, Psalms 20:3, Psalms 20:4–5, Psalms 20:5, Psalms 20:6, Psalms 20:6–8, Psalms 20:7, Psalms 21:1–13, Psalms 21:2, Psalms 21:3, Psalms 21:3–6, Psalms 21:4, Psalms 21:6, Psalms 21:7, Psalms 21:8–12, Psalms 21:9, Psalms 21:10, Psalms 21:13, Psalms 22:1–2, Psalms 22:1–21, Psalms 22:1–31, Psalms 22:3, Psalms 22:6–8, Psalms 22:7, Psalms 22:9, Psalms 22:9–11, Psalms 22:12, Psalms 22:12–18, Psalms 22:14, Psalms 22:15, Psalms 22:16, Psalms 22:17–18, Psalms 22:19–21, Psalms 22:20, Psalms 22:22, Psalms 22:22–24, Psalms 22:23, Psalms 22:24, Psalms 22:25, Psalms 22:25–31, Psalms 22:26, Psalms 22:27, Psalms 22:28, Psalms 22:29, Psalms 22:30, Psalms 22:31, Psalms 23:1, Psalms 23:1–3, Psalms 23:1–6, Psalms 23:1–28.9, Psalms 23:2, Psalms 23:3, Psalms 23:4, Psalms 23:5, Psalms 23:6, Psalms 24:1, Psalms 24:1–2, Psalms 24:1–10, Psalms 24:2, Psalms 24:3, Psalms 24:3–6, Psalms 24:4, Psalms 24:10, Psalms 25:1, Psalms 25:1–3, Psalms 25:1–22, Psalms 25:2, Psalms 25:4–6, Psalms 25:4–7, Psalms 25:5, Psalms 25:6, Psalms 25:8–10, Psalms 25:11, Psalms 25:12–15, Psalms 25:13, Psalms 25:15, Psalms 25:15–22, Psalms 25:17–18, Psalms 25:19–20, Psalms 25:21, Psalms 26:1–3, Psalms 26:1–12, Psalms 26:3, Psalms 26:4–5, Psalms 26:6, Psalms 26:6–8, Psalms 26:8, Psalms 26:9, Psalms 26:12, Psalms 27:1, Psalms 27:1–3, Psalms 27:1–14, Psalms 27:2, Psalms 27:3, Psalms 27:4–6, Psalms 27:5, Psalms 27:6, Psalms 27:7–8, Psalms 27:7–12, Psalms 27:13–14, Psalms 28:1, Psalms 28:1–2, Psalms 28:1–9, Psalms 28:2, Psalms 28:3–5, Psalms 28:5, Psalms 28:6–8, Psalms 28:7, Psalms 28:9, Psalms 29:1–2, Psalms 29:1–11, Psalms 29:3–9, Psalms 29:5, Psalms 29:6, Psalms 29:8, Psalms 29:10, Psalms 29:11, Psalms 30:1, Psalms 30:1–3, Psalms 30:1–12, Psalms 30:title, Psalms 30:4, Psalms 30:6–7, Psalms 30:8–12, Psalms 31:1–5, Psalms 31:1–24, Psalms 31:2, Psalms 31:5, Psalms 31:6–8, Psalms 31:8, Psalms 31:9–13, Psalms 31:10, Psalms 31:14–18, Psalms 31:15, Psalms 31:17, Psalms 31:19–20, Psalms 31:19–24, Psalms 31:21–22, Psalms 31:23–24, Psalms 32:1–2, Psalms 32:1–11, Psalms 32:3–5, Psalms 32:4, Psalms 32:5, Psalms 32:6, Psalms 32:7, Psalms 32:8, Psalms 32:9, Psalms 32:10, Psalms 33:1–3, Psalms 33:1–22, Psalms 33:4–7, Psalms 33:7, Psalms 33:8, Psalms 33:8–11, Psalms 33:10, Psalms 33:11, Psalms 33:12, Psalms 33:13–19, Psalms 33:16–17, Psalms 33:18, Psalms 33:20–22, Psalms 33:22, Psalms 34:1, Psalms 34:1–3, Psalms 34:1–22, Psalms 34:5–6, Psalms 34:7, Psalms 34:8–14, Psalms 34:9–10, Psalms 34:11, Psalms 34:11–13, Psalms 34:12–16, Psalms 34:13, Psalms 34:14, Psalms 34:15–16, Psalms 34:18, Psalms 34:19–22, Psalms 34:20, Psalms 35:1–28, Psalms 35:4–10, Psalms 35:6, Psalms 35:10, Psalms 35:11, Psalms 35:11–18, Psalms 35:16, Psalms 35:19, Psalms 35:19–25, Psalms 35:21, Psalms 35:26–28, Psalms 36:1, Psalms 36:1–4, Psalms 36:1–12, Psalms 36:5–6, Psalms 36:5–9, Psalms 36:6–9, Psalms 36:7–8, Psalms 36:9, Psalms 36:10–11, Psalms 36:12, Psalms 37:1, Psalms 37:1–9, Psalms 37:1–40, Psalms 37:2, Psalms 37:3, Psalms 37:3–4, Psalms 37:4, Psalms 37:6, Psalms 37:7, Psalms 37:8, Psalms 37:9–11, Psalms 37:11, Psalms 37:12–13, Psalms 37:12–17, Psalms 37:14–15, Psalms 37:16, Psalms 37:18–20, Psalms 37:20, Psalms 37:21, Psalms 37:23–24, Psalms 37:25–26, Psalms 37:27–33, Psalms 37:30, Psalms 37:31, Psalms 37:35–36, Psalms 37:39–40, Psalms 38:1, Psalms 38:1–4, Psalms 38:1–17, Psalms 38:1–22, Psalms 38:3, Psalms 38:4, Psalms 38:5–8, Psalms 38:9–12, Psalms 38:13, Psalms 38:15, Psalms 38:17–20, Psalms 38:19, Psalms 38:22, Psalms 39:1, Psalms 39:1–3, Psalms 39:1–13, Psalms 39:4–5, Psalms 39:4–6, Psalms 39:8, Psalms 39:9–11, Psalms 39:11, Psalms 39:12, Psalms 39:13, Psalms 40:1–5, Psalms 40:1–17, Psalms 40:6, Psalms 40:7, Psalms 40:11, Psalms 40:12–17, Psalms 41:1, Psalms 41:1–13, Psalms 41:3, Psalms 41:4, Psalms 41:5, Psalms 41:5–9, Psalms 41:9, Psalms 41:11–12, Psalms 41:13, Psalms 42:1, Psalms 42:1–4, Psalms 42:1–43.5, Psalms 42:3, Psalms 42:4, Psalms 42:5, Psalms 42:5–6, Psalms 42:6, Psalms 42:7, Psalms 42:8, Psalms 42:9–10, Psalms 43:1–4, Psalms 43:2, Psalms 43:3, Psalms 43:5, Psalms 44:1, Psalms 44:1–26, Psalms 44:2, Psalms 44:3, Psalms 44:4–8, Psalms 44:9–16, Psalms 44:11, Psalms 44:22, Psalms 44:23, Psalms 44:23–26, Psalms 45:1, Psalms 45:1–17, Psalms 45:2, Psalms 45:3, Psalms 45:3–5, Psalms 45:4, Psalms 45:6, Psalms 45:6–9, Psalms 45:8, Psalms 45:9, Psalms 45:10–12, Psalms 45:12, Psalms 46:1, Psalms 46:1–3, Psalms 46:1–11, Psalms 46:4, Psalms 46:4–6, Psalms 46:5, Psalms 46:6, Psalms 46:7, Psalms 46:8, Psalms 46:8–9, Psalms 46:10, Psalms 47:1, Psalms 47:1–2, Psalms 47:1–9, Psalms 47:3–4, Psalms 47:4, Psalms 47:5, Psalms 47:5–6, Psalms 47:7, Psalms 48:1–14, Psalms 48:3, Psalms 48:7, Psalms 48:9–11, Psalms 48:12–13, Psalms 48:14, Psalms 49:1–2, Psalms 49:1–4, Psalms 49:1–20, Psalms 49:4, Psalms 49:5–8, Psalms 49:11–12, Psalms 49:13–15, Psalms 49:16–20, Psalms 50:1–3, Psalms 50:1–23, Psalms 50:4–6, Psalms 50:7–13, Psalms 50:9, Psalms 50:10, Psalms 50:14, Psalms 50:15, Psalms 50:16–21, Psalms 50:17, Psalms 50:21, Psalms 50:22, Psalms 50:22–23, Psalms 51:1, Psalms 51:1–2, Psalms 51:1–19, Psalms 51:title, Psalms 51:1–65.13, Psalms 51:2, Psalms 51:3–6, Psalms 51:4, Psalms 51:5, Psalms 51:7, Psalms 51:8, Psalms 51:10, Psalms 51:10–12, Psalms 51:11, Psalms 51:13, Psalms 51:14, Psalms 51:18–19, Psalms 51:19, Psalms 52:1, Psalms 52:1–4, Psalms 52:1–9, Psalms 52:3, Psalms 52:5, Psalms 52:5–7, Psalms 52:6, Psalms 52:8–9, Psalms 53:1–3, Psalms 53:1–6, Psalms 53:5, Psalms 54:1, Psalms 54:1–7, Psalms 54:3, Psalms 54:6, Psalms 54:6–7, Psalms 55:1–3, Psalms 55:1–23, Psalms 55:4–8, Psalms 55:12–20, Psalms 55:19–21, Psalms 55:22–23, Psalms 55:23, Psalms 56:1, Psalms 56:1–13, Psalms 56:4, Psalms 56:5–7, Psalms 56:8, Psalms 56:11, Psalms 56:13, Psalms 57:1, Psalms 57:1–11, Psalms 57:title, Psalms 57:2, Psalms 57:3–4, Psalms 57:5, Psalms 57:7–8, Psalms 57:7–11, Psalms 57:10–11, Psalms 58:1, Psalms 58:1–5, Psalms 58:1–11, Psalms 58:3, Psalms 58:4, Psalms 58:6, Psalms 58:8, Psalms 58:9–10, Psalms 58:11, Psalms 59:1, Psalms 59:1–2, Psalms 59:1–17, Psalms 59:4–5, Psalms 59:6–8, Psalms 59:11–13, Psalms 59:14–16, Psalms 60:1, Psalms 60:1–4, Psalms 60:1–12, Psalms 60:3, Psalms 60:4, Psalms 60:5, Psalms 60:5–12, Psalms 60:6, Psalms 60:6–8, Psalms 60:9, Psalms 61:1–8, Psalms 61:1–63.11, Psalms 61:2, Psalms 61:4, Psalms 61:5, Psalms 62:1, Psalms 62:1–12, Psalms 62:3–4, Psalms 62:4, Psalms 62:5–8, Psalms 62:9, Psalms 62:9–12, Psalms 62:10, Psalms 62:11–12, Psalms 63:1, Psalms 63:1–11, Psalms 63:2, Psalms 63:3, Psalms 63:6, Psalms 63:6–8, Psalms 63:9, Psalms 63:10, Psalms 64:1–6, Psalms 64:1–10, Psalms 64:3, Psalms 64:6, Psalms 64:7–10, Psalms 65:1, Psalms 65:1–3, Psalms 65:1–13, Psalms 65:2, Psalms 65:3, Psalms 65:4, Psalms 65:6–7, Psalms 65:8, Psalms 65:9, Psalms 65:9–13, Psalms 65:13, Psalms 66:1–4, Psalms 66:1–20, Psalms 66:2, Psalms 66:3, Psalms 66:5–7, Psalms 66:7, Psalms 66:8–10, Psalms 66:9, Psalms 66:10, Psalms 66:11, Psalms 66:12, Psalms 66:15, Psalms 66:16–20, Psalms 66:18, Psalms 67:1–2, Psalms 67:1–7, Psalms 67:3, Psalms 67:4, Psalms 67:6–7, Psalms 68:1–3, Psalms 68:1–35, Psalms 68:2, Psalms 68:3, Psalms 68:4, Psalms 68:4–6, Psalms 68:5, Psalms 68:6, Psalms 68:8–10, Psalms 68:11, Psalms 68:13, Psalms 68:14, Psalms 68:15, Psalms 68:16, Psalms 68:17, Psalms 68:18, Psalms 68:19, Psalms 68:19–20, Psalms 68:21, Psalms 68:22, Psalms 68:24–27, Psalms 68:28–31, Psalms 68:29, Psalms 68:30, Psalms 68:32, Psalms 68:32–35, Psalms 68:34, Psalms 69:1, Psalms 69:1–2, Psalms 69:1–36, Psalms 69:1–72.20, Psalms 69:4, Psalms 69:5–6, Psalms 69:7–12, Psalms 69:9, Psalms 69:10–12, Psalms 69:13–18, Psalms 69:19–21, Psalms 69:21, Psalms 69:22–23, Psalms 69:25, Psalms 69:28, Psalms 69:29–33, Psalms 69:31, Psalms 69:32–33, Psalms 69:34–36, Psalms 69:36, Psalms 70:1, Psalms 70:1–5, Psalms 71:1–4, Psalms 71:1–24, Psalms 71:5–6, Psalms 71:9, Psalms 71:9–18, Psalms 71:10, Psalms 71:14, Psalms 71:19–21, Psalms 71:20, Psalms 71:21, Psalms 71:22–24, Psalms 72:1, Psalms 72:1–7, Psalms 72:1–20, Psalms 72:3, Psalms 72:4, Psalms 72:5, Psalms 72:6–7, Psalms 72:8–9, Psalms 72:8–11, Psalms 72:10, Psalms 72:11, Psalms 72:12, Psalms 72:12–14, Psalms 72:13, Psalms 72:15, Psalms 72:15–17, Psalms 72:16, Psalms 72:18–19, Psalms 72:20, Psalms 73:1, Psalms 73:1–28, Psalms 73:title, Psalms 73:1–75.10, Psalms 73:2–3, Psalms 73:4–12, Psalms 73:6, Psalms 73:9, Psalms 73:13–14, Psalms 73:13–17, Psalms 73:15–16, Psalms 73:17–20, Psalms 73:21–22, Psalms 73:24, Psalms 73:25–26, Psalms 74:1, Psalms 74:1–2, Psalms 74:1–23, Psalms 74:2, Psalms 74:3–8, Psalms 74:12, Psalms 74:14, Psalms 74:15, Psalms 74:19–23, Psalms 75:1–10, Psalms 75:2–8, Psalms 75:4–5, Psalms 75:6, Psalms 75:7–8, Psalms 76:1, Psalms 76:1–3, Psalms 76:1–12, Psalms 76:3, Psalms 76:4, Psalms 76:4–6, Psalms 76:7, Psalms 76:7–9, Psalms 77:1–3, Psalms 77:1–20, Psalms 77:3, Psalms 77:4–6, Psalms 77:7, Psalms 77:7–9, Psalms 77:10, Psalms 77:10–12, Psalms 77:13–15, Psalms 77:16, Psalms 78:1–8, Psalms 78:1–72, Psalms 78:2, Psalms 78:3–4, Psalms 78:5–6, Psalms 78:7–8, Psalms 78:9–11, Psalms 78:12, Psalms 78:12–16, Psalms 78:13, Psalms 78:14, Psalms 78:17–31, Psalms 78:23–25, Psalms 78:26–31, Psalms 78:32–39, Psalms 78:33, Psalms 78:34, Psalms 78:34–39, Psalms 78:35–39, Psalms 78:40–55, Psalms 78:56–64, Psalms 78:60, Psalms 78:67, Psalms 78:68–69, Psalms 78:70–72, Psalms 79:1, Psalms 79:1–4, Psalms 79:1–13, Psalms 79:5–8, Psalms 79:6, Psalms 79:8, Psalms 79:9–11, Psalms 79:12, Psalms 80:1, Psalms 80:1–2, Psalms 80:1–3, Psalms 80:1–19, Psalms 80:3, Psalms 80:4–7, Psalms 80:8–9, Psalms 80:8–11, Psalms 80:10–11, Psalms 80:12, Psalms 80:13, Psalms 80:15, Psalms 80:16–19, Psalms 80:17, Psalms 81:1–3, Psalms 81:1–16, Psalms 81:2, Psalms 81:3, Psalms 81:4–5, Psalms 81:5, Psalms 81:6–7, Psalms 81:8–10, Psalms 81:10, Psalms 81:11–16, Psalms 81:13–14, Psalms 82:1, Psalms 82:1–8, Psalms 82:2, Psalms 82:5, Psalms 82:6–7, Psalms 82:8, Psalms 83:1–4, Psalms 83:1–18, Psalms 83:5–8, Psalms 83:6–7, Psalms 83:7, Psalms 83:8, Psalms 83:9–11, Psalms 83:9–18, Psalms 83:12, Psalms 83:13, Psalms 83:14–15, Psalms 84:1–4, Psalms 84:1–12, Psalms 84:3, Psalms 84:4, Psalms 84:5, Psalms 84:5–7, Psalms 84:6, Psalms 84:9, Psalms 84:10, Psalms 84:11, Psalms 85:1, Psalms 85:1–5, Psalms 85:1–13, Psalms 85:2, Psalms 85:6–7, Psalms 85:8–9, Psalms 85:10–13, Psalms 85:13, Psalms 86:1, Psalms 86:1–4, Psalms 86:1–17, Psalms 86:5, Psalms 86:5–7, Psalms 86:8–10, Psalms 86:11, Psalms 86:12–13, Psalms 86:14–17, Psalms 86:15, Psalms 87:1, Psalms 87:1–7, Psalms 87:4, Psalms 87:5–6, Psalms 88:1, Psalms 88:1–5, Psalms 88:1–18, Psalms 88:6–7, Psalms 88:8–12, Psalms 88:13–17, Psalms 88:18, Psalms 89:1, Psalms 89:1–52, Psalms 89:title, Psalms 89:3, Psalms 89:3–4, Psalms 89:5, Psalms 89:5–8, Psalms 89:6, Psalms 89:9–10, Psalms 89:9–13, Psalms 89:12, Psalms 89:14–18, Psalms 89:15–16, Psalms 89:17–18, Psalms 89:19–37, Psalms 89:20, Psalms 89:26–29, Psalms 89:27, Psalms 89:29, Psalms 89:30–37, Psalms 89:35, Psalms 89:38, Psalms 89:40, Psalms 89:42, Psalms 89:46–47, Psalms 89:50, Psalms 89:52, Psalms 90:1, Psalms 90:1–2, Psalms 90:1–17, Psalms 90:2, Psalms 90:3–6, Psalms 90:7–10, Psalms 90:9–10, Psalms 90:11–12, Psalms 90:13, Psalms 90:13–17, Psalms 90:15, Psalms 90:16, Psalms 90:17, Psalms 91:1, Psalms 91:1–2, Psalms 91:1–16, Psalms 91:3, Psalms 91:3–4, Psalms 91:4, Psalms 91:5–8, Psalms 91:6, Psalms 91:9–13, Psalms 91:11, Psalms 91:14, Psalms 91:14–16, Psalms 91:15, Psalms 91:16, Psalms 92:1, Psalms 92:1–3, Psalms 92:1–15, Psalms 92:4–5, Psalms 92:4–7, Psalms 92:5–6, Psalms 92:7, Psalms 92:8, Psalms 92:8–10, Psalms 92:10, Psalms 92:11–15, Psalms 92:12, Psalms 92:13, Psalms 92:15, Psalms 93:1, Psalms 93:1–5, Psalms 93:1–100.5, Psalms 93:3–4, Psalms 93:5, Psalms 94:1–7, Psalms 94:1–23, Psalms 94:2, Psalms 94:6, Psalms 94:7, Psalms 94:8–11, Psalms 94:9, Psalms 94:10, Psalms 94:11, Psalms 94:12–15, Psalms 94:13, Psalms 94:14, Psalms 94:16, Psalms 94:16–23, Psalms 94:18–19, Psalms 95:1–11, Psalms 95:3, Psalms 95:3–5, Psalms 95:4–5, Psalms 95:6–7, Psalms 95:8, Psalms 95:8–11, Psalms 95:9, Psalms 95:11, Psalms 96:1, Psalms 96:1–13, Psalms 96:4, Psalms 96:4–6, Psalms 96:5, Psalms 96:6, Psalms 96:7, Psalms 96:8, Psalms 96:9, Psalms 96:10, Psalms 96:11–13, Psalms 96:12, Psalms 97:1, Psalms 97:1–12, Psalms 97:2–4, Psalms 97:5–7, Psalms 97:6, Psalms 97:7, Psalms 97:8–12, Psalms 97:11, Psalms 98:1–9, Psalms 98:2–3, Psalms 98:4–6, Psalms 98:6, Psalms 98:7–9, Psalms 99:1, Psalms 99:1–5, Psalms 99:1–9, Psalms 99:4, Psalms 99:6, Psalms 99:6–8, Psalms 99:7, Psalms 100:1–5, Psalms 100:3, Psalms 100:4, Psalms 101:1–8, Psalms 101:2, Psalms 101:4–5, Psalms 101:6, Psalms 101:7–8, Psalms 102:1–2, Psalms 102:1–28, Psalms 102:3, Psalms 102:4, Psalms 102:5, Psalms 102:6, Psalms 102:7–8, Psalms 102:10, Psalms 102:11, Psalms 102:12, Psalms 102:12–17, Psalms 102:13, Psalms 102:15–16, Psalms 102:17, Psalms 102:18, Psalms 102:18–22, Psalms 102:19, Psalms 102:22, Psalms 102:23–28, Psalms 102:24, Psalms 102:25–27, Psalms 102:28, Psalms 103:1–2, Psalms 103:1–6, Psalms 103:1–22, Psalms 103:7–8, Psalms 103:9, Psalms 103:11–12, Psalms 103:13, Psalms 103:14–16, Psalms 103:17–19, Psalms 103:18, Psalms 103:20–21, Psalms 103:22, Psalms 104:1, Psalms 104:1–35, Psalms 104:2–4, Psalms 104:3, Psalms 104:4, Psalms 104:6, Psalms 104:7, Psalms 104:8, Psalms 104:9, Psalms 104:9–10, Psalms 104:11–18, Psalms 104:14, Psalms 104:15, Psalms 104:17–18, Psalms 104:19, Psalms 104:19–23, Psalms 104:20–23, Psalms 104:24–26, Psalms 104:25, Psalms 104:26, Psalms 104:27–30, Psalms 104:29–30, Psalms 104:31, Psalms 104:31–35, Psalms 104:32, Psalms 104:35, Psalms 105:1–5, Psalms 105:1–45, Psalms 105:6–11, Psalms 105:8, Psalms 105:11, Psalms 105:12–15, Psalms 105:15, Psalms 105:16–22, Psalms 105:19, Psalms 105:23, Psalms 105:23–25, Psalms 105:26–36, Psalms 105:37, Psalms 105:37–45, Psalms 105:39, Psalms 105:42–45, Psalms 105:44, Psalms 105:45, Psalms 106:1, Psalms 106:1–48, Psalms 106:2–3, Psalms 106:4–5, Psalms 106:6, Psalms 106:6–13, Psalms 106:9, Psalms 106:13, Psalms 106:15, Psalms 106:16–18, Psalms 106:19–23, Psalms 106:22, Psalms 106:24–25, Psalms 106:26–27, Psalms 106:28, Psalms 106:28–39, Psalms 106:30–33, Psalms 106:34, Psalms 106:37, Psalms 106:39, Psalms 106:40, Psalms 106:40–46, Psalms 106:43–44, Psalms 106:45, Psalms 106:46, Psalms 106:47, Psalms 106:48, Psalms 107:1–43, Psalms 107:2, Psalms 107:3, Psalms 107:4–9, Psalms 107:6, Psalms 107:7–8, Psalms 107:10–16, Psalms 107:11, Psalms 107:12, Psalms 107:17–22, Psalms 107:20, Psalms 107:23–32, Psalms 107:25–29, Psalms 107:32, Psalms 107:33–35, Psalms 107:33–42, Psalms 107:38, Psalms 107:39, Psalms 107:40, Psalms 107:41, Psalms 107:42–43, Psalms 108:1–13, Psalms 109:1, Psalms 109:1–31, Psalms 109:4–5, Psalms 109:6–19, Psalms 109:8, Psalms 109:8–11, Psalms 109:13, Psalms 109:14, Psalms 109:16, Psalms 109:18, Psalms 109:20, Psalms 109:21, Psalms 109:21–25, Psalms 109:23, Psalms 109:26–31, Psalms 109:28, Psalms 109:29, Psalms 110:1, Psalms 110:1–7, Psalms 110:2–3, Psalms 110:4, Psalms 110:5–6, Psalms 110:5–7, Psalms 110:7, Psalms 111:1–5, Psalms 111:1–10, Psalms 111:1–117.2, Psalms 111:5, Psalms 111:6–8, Psalms 111:9, Psalms 111:10, Psalms 112:1–5, Psalms 112:1–10, Psalms 112:2–3, Psalms 112:4–5, Psalms 112:6, Psalms 112:8, Psalms 112:9, Psalms 112:10, Psalms 113:1–3, Psalms 113:1–9, Psalms 113:1–118.29, Psalms 113:4, Psalms 113:5–9, Psalms 113:6, Psalms 113:7–8, Psalms 113:9, Psalms 114:1–2, Psalms 114:1–8, Psalms 114:3–4, Psalms 114:8, Psalms 115:1–3, Psalms 115:1–18, Psalms 115:2–3, Psalms 115:4–11, Psalms 115:8, Psalms 115:9–11, Psalms 115:12–13, Psalms 115:14–15, Psalms 115:16–18, Psalms 116:1, Psalms 116:1–4, Psalms 116:1–19, Psalms 116:2, Psalms 116:3, Psalms 116:4, Psalms 116:5–7, Psalms 116:6, Psalms 116:8–11, Psalms 116:9, Psalms 116:10, Psalms 116:12–14, Psalms 116:15–19, Psalms 117:1, Psalms 117:1–2, Psalms 118:1–29, Psalms 118:2–4, Psalms 118:5–9, Psalms 118:6–7, Psalms 118:8–9, Psalms 118:10–12, Psalms 118:14–18, Psalms 118:17–21, Psalms 118:22, Psalms 118:22–24, Psalms 118:24, Psalms 118:25–29, Psalms 118:26, Psalms 119:1–4, Psalms 119:1–8, Psalms 119:1–176, Psalms 119:4, Psalms 119:9, Psalms 119:9–16, Psalms 119:10, Psalms 119:14, Psalms 119:15, Psalms 119:17–18, Psalms 119:17–24, Psalms 119:20–21, Psalms 119:23–24, Psalms 119:25–32, Psalms 119:29, Psalms 119:33–40, Psalms 119:36, Psalms 119:41–43, Psalms 119:41–48, Psalms 119:44–46, Psalms 119:47–48, Psalms 119:49–56, Psalms 119:52, Psalms 119:57–64, Psalms 119:61, Psalms 119:64, Psalms 119:65–68, Psalms 119:65–72, Psalms 119:73–76, Psalms 119:73–80, Psalms 119:81–88, Psalms 119:85–88, Psalms 119:89–96, Psalms 119:95, Psalms 119:96, Psalms 119:97–102, Psalms 119:97–104, Psalms 119:103–104, Psalms 119:105–106, Psalms 119:105–112, Psalms 119:108–112, Psalms 119:113, Psalms 119:113–120, Psalms 119:121–128, Psalms 119:125, Psalms 119:129–136, Psalms 119:137–144, Psalms 119:139, Psalms 119:141, Psalms 119:145–148, Psalms 119:145–152, Psalms 119:150–151, Psalms 119:153–160, Psalms 119:161–164, Psalms 119:161–168, Psalms 119:169–176, Psalms 119:176, Psalms 120:1–2, Psalms 120:1–7, Psalms 120:1–134.3, Psalms 120:3–4, Psalms 120:5, Psalms 120:5–7, Psalms 120:6–7, Psalms 121:1, Psalms 121:1–8, Psalms 121:4, Psalms 121:4–6, Psalms 122:1, Psalms 122:1–9, Psalms 122:2, Psalms 122:3, Psalms 122:3–5, Psalms 122:4, Psalms 122:5, Psalms 122:6–9, Psalms 123:1–4, Psalms 124:1–2, Psalms 124:1–8, Psalms 124:4–5, Psalms 124:6–8, Psalms 125:1–5, Psalms 125:2, Psalms 125:3, Psalms 125:4–5, Psalms 126:1–3, Psalms 126:1–6, Psalms 126:4–6, Psalms 127:1–2, Psalms 127:1–5, Psalms 127:3–5, Psalms 127:4–5, Psalms 128:1–2, Psalms 128:1–6, Psalms 128:3, Psalms 128:4–6, Psalms 129:1–2, Psalms 129:1–8, Psalms 129:3–4, Psalms 129:6–8, Psalms 130:1–3, Psalms 130:1–8, Psalms 130:3, Psalms 130:4–6, Psalms 130:5, Psalms 130:7–8, Psalms 131:1, Psalms 131:1–3, Psalms 131:2, Psalms 132:1–18, Psalms 132:6, Psalms 132:6–10, Psalms 132:8–10, Psalms 132:9, Psalms 132:11–12, Psalms 132:13–17, Psalms 132:17, Psalms 132:18, Psalms 133:1, Psalms 133:1–2, Psalms 133:1–3, Psalms 133:2, Psalms 133:3, Psalms 134:1–2, Psalms 134:1–3, Psalms 135:1–21, Psalms 135:4, Psalms 135:5, Psalms 135:6, Psalms 135:7, Psalms 135:8–11, Psalms 135:8–12, Psalms 135:13–18, Psalms 135:15–18, Psalms 135:15–20, Psalms 135:19–21, Psalms 136:1–3, Psalms 136:1–26, Psalms 136:10–22, Psalms 136:23–24, Psalms 136:25, Psalms 136:26, Psalms 137:1–9, Psalms 137:2–4, Psalms 137:5–6, Psalms 137:7–9, Psalms 138:1–3, Psalms 138:1–8, Psalms 138:1–145.21, Psalms 138:4–5, Psalms 138:6, Psalms 138:6–8, Psalms 138:8, Psalms 139:1–6, Psalms 139:1–24, Psalms 139:2, Psalms 139:3–6, Psalms 139:6, Psalms 139:7–12, Psalms 139:8, Psalms 139:9, Psalms 139:13, Psalms 139:17, Psalms 139:19–24, Psalms 139:21, Psalms 139:23–24, Psalms 139:24, Psalms 140:1–3, Psalms 140:1–13, Psalms 140:3, Psalms 140:4–5, Psalms 140:7, Psalms 140:9–11, Psalms 140:10, Psalms 141:1–2, Psalms 141:1–10, Psalms 141:3–5, Psalms 142:1–3, Psalms 142:1–7, Psalms 142:7, Psalms 142:3–4, Psalms 142:5, Psalms 142:6–7, Psalms 142, Psalms 143:1–2, Psalms 143:1–12, Psalms 143:2, Psalms 143:3–4, Psalms 143:5–6, Psalms 143:6, Psalms 143:7, Psalms 143:7–10, Psalms 143:8–10, Psalms 143:11, Psalms 143:12, Psalms 144:1–2, Psalms 144:1–15, Psalms 144:3–4, Psalms 144:5–8, Psalms 144:12, Psalms 144:12–15, Psalms 144:13–14, Psalms 145:1–3, Psalms 145:1–21, Psalms 145:4–7, Psalms 145:8–9, Psalms 145:10–13, Psalms 145:14–20, Psalms 145:20, Psalms 146:1, Psalms 146:1–10, Psalms 146:1–150.6, Psalms 146:8–9, Psalms 147:1, Psalms 147:1–20, Psalms 147:2–6, Psalms 147:4–5, Psalms 147:6, Psalms 147:7–11, Psalms 147:8, Psalms 147:10–11, Psalms 147:13, Psalms 147:15–18, Psalms 147:19–20, Psalms 148:1, Psalms 148:1–14, Psalms 148:6, Psalms 148:8, Psalms 148:11–12, Psalms 148:13–14, Psalms 149:1–9, Psalms 149:4, Psalms 149:6–9, Psalms 150:1, Psalms 150:1–6, Psalms 150:3–5, Psalms 150:6</w:t>
+      </w:r>
+      <w:r/>
+    </w:p>
+    <w:p>
+      <w:r/>
+      <w:r>
+        <w:t xml:space="preserve"> </w:t>
+      </w:r>
+      <w:r/>
+      <w:r/>
+    </w:p>
+    <w:p>
+      <w:pPr>
+        <w:sectPr>
+          <w:footnotePr>
+            <w:numRestart w:val="eachSect"/>
+          </w:footnotePr>
+          <w:type w:val="continuous"/>
+          <w:pgSz w:w="12240" w:h="15840" w:code="1"/>
+          <w:pgMar w:top="1440" w:right="1440" w:bottom="1440" w:left="1440" w:header="504" w:footer="504" w:gutter="0"/>
+          <w:cols w:space="708"/>
+          <w:titlePg/>
+          <w:docGrid w:linePitch="360"/>
+        </w:sectPr>
+      </w:pPr>
+    </w:p>
+    <w:p>
+      <w:r/>
+    </w:p>
+    <w:p>
+      <w:pPr>
+        <w:pStyle w:val="Heading2"/>
+      </w:pPr>
+      <w:r>
         <w:t>Psalms 1:1</w:t>
       </w:r>
       <w:r/>
@@ -2199,7 +2253,7 @@
     </w:p>
     <w:p>
       <w:pPr>
-        <w:pStyle w:val="Heading1"/>
+        <w:pStyle w:val="Heading2"/>
       </w:pPr>
       <w:r>
         <w:t xml:space="preserve"> This sad episode in David’s life (see </w:t>
